--- a/Наладчик контрольно-измерительных приборов и автоматики/профессиональной переподготовки 14919 Наладчик контрольно-измерительных приборов и автоматики/Лекции МДК 01.01  07 Проверка сопротивления изоляции, фазировка, проверка полярности.docx
+++ b/Наладчик контрольно-измерительных приборов и автоматики/профессиональной переподготовки 14919 Наладчик контрольно-измерительных приборов и автоматики/Лекции МДК 01.01  07 Проверка сопротивления изоляции, фазировка, проверка полярности.docx
@@ -29,7 +29,7 @@
           <w:i/>
           <w:sz w:val="28"/>
         </w:rPr>
-        <w:t>(профессиональной переподготовки на 4-5 разряды)</w:t>
+        <w:t>Для профессии 14919 «Наладчик контрольно-измерительных приборов и автоматики» (профессиональной переподготовки на 4-5 разряды)</w:t>
       </w:r>
     </w:p>
     <w:p>

--- a/Наладчик контрольно-измерительных приборов и автоматики/профессиональной переподготовки 14919 Наладчик контрольно-измерительных приборов и автоматики/Лекции МДК 01.01  07 Проверка сопротивления изоляции, фазировка, проверка полярности.docx
+++ b/Наладчик контрольно-измерительных приборов и автоматики/профессиональной переподготовки 14919 Наладчик контрольно-измерительных приборов и автоматики/Лекции МДК 01.01  07 Проверка сопротивления изоляции, фазировка, проверка полярности.docx
@@ -252,6 +252,927 @@
       <w:pPr>
         <w:spacing w:before="240" w:after="120" w:line="360" w:lineRule="auto"/>
       </w:pPr>
+    </w:p>
+    <w:p>
+      <w:r>
+        <w:rPr>
+          <w:b/>
+          <w:sz w:val="22"/>
+        </w:rPr>
+        <w:t>Таблица 1. Нормы сопротивления изоляции</w:t>
+      </w:r>
+    </w:p>
+    <w:tbl>
+      <w:tblPr>
+        <w:tblStyle w:val="TableGrid"/>
+        <w:tblW w:type="auto" w:w="0"/>
+        <w:jc w:val="center"/>
+        <w:tblLook w:firstColumn="1" w:firstRow="1" w:lastColumn="0" w:lastRow="0" w:noHBand="0" w:noVBand="1" w:val="04A0"/>
+      </w:tblPr>
+      <w:tblGrid>
+        <w:gridCol w:w="2339"/>
+        <w:gridCol w:w="2339"/>
+        <w:gridCol w:w="2339"/>
+        <w:gridCol w:w="2339"/>
+      </w:tblGrid>
+      <w:tr>
+        <w:tc>
+          <w:tcPr>
+            <w:tcW w:type="dxa" w:w="2339"/>
+            <w:shd w:fill="1a5276" w:val="clear"/>
+          </w:tcPr>
+          <w:p>
+            <w:pPr>
+              <w:jc w:val="center"/>
+            </w:pPr>
+            <w:r/>
+            <w:r>
+              <w:rPr>
+                <w:b/>
+                <w:color w:val="FFFFFF"/>
+                <w:sz w:val="18"/>
+              </w:rPr>
+              <w:t>Вид оборудования</w:t>
+            </w:r>
+          </w:p>
+        </w:tc>
+        <w:tc>
+          <w:tcPr>
+            <w:tcW w:type="dxa" w:w="2339"/>
+            <w:shd w:fill="1a5276" w:val="clear"/>
+          </w:tcPr>
+          <w:p>
+            <w:pPr>
+              <w:jc w:val="center"/>
+            </w:pPr>
+            <w:r/>
+            <w:r>
+              <w:rPr>
+                <w:b/>
+                <w:color w:val="FFFFFF"/>
+                <w:sz w:val="18"/>
+              </w:rPr>
+              <w:t>Напряжение испытания, В</w:t>
+            </w:r>
+          </w:p>
+        </w:tc>
+        <w:tc>
+          <w:tcPr>
+            <w:tcW w:type="dxa" w:w="2339"/>
+            <w:shd w:fill="1a5276" w:val="clear"/>
+          </w:tcPr>
+          <w:p>
+            <w:pPr>
+              <w:jc w:val="center"/>
+            </w:pPr>
+            <w:r/>
+            <w:r>
+              <w:rPr>
+                <w:b/>
+                <w:color w:val="FFFFFF"/>
+                <w:sz w:val="18"/>
+              </w:rPr>
+              <w:t>Минимальное сопротивление, МОм</w:t>
+            </w:r>
+          </w:p>
+        </w:tc>
+        <w:tc>
+          <w:tcPr>
+            <w:tcW w:type="dxa" w:w="2339"/>
+            <w:shd w:fill="1a5276" w:val="clear"/>
+          </w:tcPr>
+          <w:p>
+            <w:pPr>
+              <w:jc w:val="center"/>
+            </w:pPr>
+            <w:r/>
+            <w:r>
+              <w:rPr>
+                <w:b/>
+                <w:color w:val="FFFFFF"/>
+                <w:sz w:val="18"/>
+              </w:rPr>
+              <w:t>Прибор</w:t>
+            </w:r>
+          </w:p>
+        </w:tc>
+      </w:tr>
+      <w:tr>
+        <w:tc>
+          <w:tcPr>
+            <w:tcW w:type="dxa" w:w="2339"/>
+          </w:tcPr>
+          <w:p>
+            <w:r/>
+            <w:r>
+              <w:rPr>
+                <w:sz w:val="18"/>
+              </w:rPr>
+              <w:t>Силовые кабели до 1 кВ</w:t>
+            </w:r>
+          </w:p>
+        </w:tc>
+        <w:tc>
+          <w:tcPr>
+            <w:tcW w:type="dxa" w:w="2339"/>
+          </w:tcPr>
+          <w:p>
+            <w:r/>
+            <w:r>
+              <w:rPr>
+                <w:sz w:val="18"/>
+              </w:rPr>
+              <w:t>1000</w:t>
+            </w:r>
+          </w:p>
+        </w:tc>
+        <w:tc>
+          <w:tcPr>
+            <w:tcW w:type="dxa" w:w="2339"/>
+          </w:tcPr>
+          <w:p>
+            <w:r/>
+            <w:r>
+              <w:rPr>
+                <w:sz w:val="18"/>
+              </w:rPr>
+              <w:t>0,5</w:t>
+            </w:r>
+          </w:p>
+        </w:tc>
+        <w:tc>
+          <w:tcPr>
+            <w:tcW w:type="dxa" w:w="2339"/>
+          </w:tcPr>
+          <w:p>
+            <w:r/>
+            <w:r>
+              <w:rPr>
+                <w:sz w:val="18"/>
+              </w:rPr>
+              <w:t>Мегомметр 1000В</w:t>
+            </w:r>
+          </w:p>
+        </w:tc>
+      </w:tr>
+      <w:tr>
+        <w:tc>
+          <w:tcPr>
+            <w:tcW w:type="dxa" w:w="2339"/>
+            <w:shd w:fill="d4e6f1" w:val="clear"/>
+          </w:tcPr>
+          <w:p>
+            <w:r/>
+            <w:r>
+              <w:rPr>
+                <w:sz w:val="18"/>
+              </w:rPr>
+              <w:t>Силовые кабели 1-10 кВ</w:t>
+            </w:r>
+          </w:p>
+        </w:tc>
+        <w:tc>
+          <w:tcPr>
+            <w:tcW w:type="dxa" w:w="2339"/>
+            <w:shd w:fill="d4e6f1" w:val="clear"/>
+          </w:tcPr>
+          <w:p>
+            <w:r/>
+            <w:r>
+              <w:rPr>
+                <w:sz w:val="18"/>
+              </w:rPr>
+              <w:t>2500</w:t>
+            </w:r>
+          </w:p>
+        </w:tc>
+        <w:tc>
+          <w:tcPr>
+            <w:tcW w:type="dxa" w:w="2339"/>
+            <w:shd w:fill="d4e6f1" w:val="clear"/>
+          </w:tcPr>
+          <w:p>
+            <w:r/>
+            <w:r>
+              <w:rPr>
+                <w:sz w:val="18"/>
+              </w:rPr>
+              <w:t>1,0</w:t>
+            </w:r>
+          </w:p>
+        </w:tc>
+        <w:tc>
+          <w:tcPr>
+            <w:tcW w:type="dxa" w:w="2339"/>
+            <w:shd w:fill="d4e6f1" w:val="clear"/>
+          </w:tcPr>
+          <w:p>
+            <w:r/>
+            <w:r>
+              <w:rPr>
+                <w:sz w:val="18"/>
+              </w:rPr>
+              <w:t>Мегомметр 2500В</w:t>
+            </w:r>
+          </w:p>
+        </w:tc>
+      </w:tr>
+      <w:tr>
+        <w:tc>
+          <w:tcPr>
+            <w:tcW w:type="dxa" w:w="2339"/>
+          </w:tcPr>
+          <w:p>
+            <w:r/>
+            <w:r>
+              <w:rPr>
+                <w:sz w:val="18"/>
+              </w:rPr>
+              <w:t>Обмотки электродвигателей до 1 кВ</w:t>
+            </w:r>
+          </w:p>
+        </w:tc>
+        <w:tc>
+          <w:tcPr>
+            <w:tcW w:type="dxa" w:w="2339"/>
+          </w:tcPr>
+          <w:p>
+            <w:r/>
+            <w:r>
+              <w:rPr>
+                <w:sz w:val="18"/>
+              </w:rPr>
+              <w:t>1000</w:t>
+            </w:r>
+          </w:p>
+        </w:tc>
+        <w:tc>
+          <w:tcPr>
+            <w:tcW w:type="dxa" w:w="2339"/>
+          </w:tcPr>
+          <w:p>
+            <w:r/>
+            <w:r>
+              <w:rPr>
+                <w:sz w:val="18"/>
+              </w:rPr>
+              <w:t>0,5</w:t>
+            </w:r>
+          </w:p>
+        </w:tc>
+        <w:tc>
+          <w:tcPr>
+            <w:tcW w:type="dxa" w:w="2339"/>
+          </w:tcPr>
+          <w:p>
+            <w:r/>
+            <w:r>
+              <w:rPr>
+                <w:sz w:val="18"/>
+              </w:rPr>
+              <w:t>Мегомметр 1000В</w:t>
+            </w:r>
+          </w:p>
+        </w:tc>
+      </w:tr>
+      <w:tr>
+        <w:tc>
+          <w:tcPr>
+            <w:tcW w:type="dxa" w:w="2339"/>
+            <w:shd w:fill="d4e6f1" w:val="clear"/>
+          </w:tcPr>
+          <w:p>
+            <w:r/>
+            <w:r>
+              <w:rPr>
+                <w:sz w:val="18"/>
+              </w:rPr>
+              <w:t>Вторичные цепи</w:t>
+            </w:r>
+          </w:p>
+        </w:tc>
+        <w:tc>
+          <w:tcPr>
+            <w:tcW w:type="dxa" w:w="2339"/>
+            <w:shd w:fill="d4e6f1" w:val="clear"/>
+          </w:tcPr>
+          <w:p>
+            <w:r/>
+            <w:r>
+              <w:rPr>
+                <w:sz w:val="18"/>
+              </w:rPr>
+              <w:t>500-1000</w:t>
+            </w:r>
+          </w:p>
+        </w:tc>
+        <w:tc>
+          <w:tcPr>
+            <w:tcW w:type="dxa" w:w="2339"/>
+            <w:shd w:fill="d4e6f1" w:val="clear"/>
+          </w:tcPr>
+          <w:p>
+            <w:r/>
+            <w:r>
+              <w:rPr>
+                <w:sz w:val="18"/>
+              </w:rPr>
+              <w:t>1,0</w:t>
+            </w:r>
+          </w:p>
+        </w:tc>
+        <w:tc>
+          <w:tcPr>
+            <w:tcW w:type="dxa" w:w="2339"/>
+            <w:shd w:fill="d4e6f1" w:val="clear"/>
+          </w:tcPr>
+          <w:p>
+            <w:r/>
+            <w:r>
+              <w:rPr>
+                <w:sz w:val="18"/>
+              </w:rPr>
+              <w:t>Мегомметр 500В</w:t>
+            </w:r>
+          </w:p>
+        </w:tc>
+      </w:tr>
+      <w:tr>
+        <w:tc>
+          <w:tcPr>
+            <w:tcW w:type="dxa" w:w="2339"/>
+          </w:tcPr>
+          <w:p>
+            <w:r/>
+            <w:r>
+              <w:rPr>
+                <w:sz w:val="18"/>
+              </w:rPr>
+              <w:t>Цепи управления</w:t>
+            </w:r>
+          </w:p>
+        </w:tc>
+        <w:tc>
+          <w:tcPr>
+            <w:tcW w:type="dxa" w:w="2339"/>
+          </w:tcPr>
+          <w:p>
+            <w:r/>
+            <w:r>
+              <w:rPr>
+                <w:sz w:val="18"/>
+              </w:rPr>
+              <w:t>500</w:t>
+            </w:r>
+          </w:p>
+        </w:tc>
+        <w:tc>
+          <w:tcPr>
+            <w:tcW w:type="dxa" w:w="2339"/>
+          </w:tcPr>
+          <w:p>
+            <w:r/>
+            <w:r>
+              <w:rPr>
+                <w:sz w:val="18"/>
+              </w:rPr>
+              <w:t>0,5</w:t>
+            </w:r>
+          </w:p>
+        </w:tc>
+        <w:tc>
+          <w:tcPr>
+            <w:tcW w:type="dxa" w:w="2339"/>
+          </w:tcPr>
+          <w:p>
+            <w:r/>
+            <w:r>
+              <w:rPr>
+                <w:sz w:val="18"/>
+              </w:rPr>
+              <w:t>Мегомметр 500В</w:t>
+            </w:r>
+          </w:p>
+        </w:tc>
+      </w:tr>
+      <w:tr>
+        <w:tc>
+          <w:tcPr>
+            <w:tcW w:type="dxa" w:w="2339"/>
+            <w:shd w:fill="d4e6f1" w:val="clear"/>
+          </w:tcPr>
+          <w:p>
+            <w:r/>
+            <w:r>
+              <w:rPr>
+                <w:sz w:val="18"/>
+              </w:rPr>
+              <w:t>Осветительные сети</w:t>
+            </w:r>
+          </w:p>
+        </w:tc>
+        <w:tc>
+          <w:tcPr>
+            <w:tcW w:type="dxa" w:w="2339"/>
+            <w:shd w:fill="d4e6f1" w:val="clear"/>
+          </w:tcPr>
+          <w:p>
+            <w:r/>
+            <w:r>
+              <w:rPr>
+                <w:sz w:val="18"/>
+              </w:rPr>
+              <w:t>1000</w:t>
+            </w:r>
+          </w:p>
+        </w:tc>
+        <w:tc>
+          <w:tcPr>
+            <w:tcW w:type="dxa" w:w="2339"/>
+            <w:shd w:fill="d4e6f1" w:val="clear"/>
+          </w:tcPr>
+          <w:p>
+            <w:r/>
+            <w:r>
+              <w:rPr>
+                <w:sz w:val="18"/>
+              </w:rPr>
+              <w:t>0,5</w:t>
+            </w:r>
+          </w:p>
+        </w:tc>
+        <w:tc>
+          <w:tcPr>
+            <w:tcW w:type="dxa" w:w="2339"/>
+            <w:shd w:fill="d4e6f1" w:val="clear"/>
+          </w:tcPr>
+          <w:p>
+            <w:r/>
+            <w:r>
+              <w:rPr>
+                <w:sz w:val="18"/>
+              </w:rPr>
+              <w:t>Мегомметр 1000В</w:t>
+            </w:r>
+          </w:p>
+        </w:tc>
+      </w:tr>
+    </w:tbl>
+    <w:p/>
+    <w:p>
+      <w:r>
+        <w:rPr>
+          <w:b/>
+          <w:sz w:val="22"/>
+        </w:rPr>
+        <w:t>Таблица 2. Методы проверки полярности и фазировки</w:t>
+      </w:r>
+    </w:p>
+    <w:tbl>
+      <w:tblPr>
+        <w:tblStyle w:val="TableGrid"/>
+        <w:tblW w:type="auto" w:w="0"/>
+        <w:jc w:val="center"/>
+        <w:tblLook w:firstColumn="1" w:firstRow="1" w:lastColumn="0" w:lastRow="0" w:noHBand="0" w:noVBand="1" w:val="04A0"/>
+      </w:tblPr>
+      <w:tblGrid>
+        <w:gridCol w:w="2339"/>
+        <w:gridCol w:w="2339"/>
+        <w:gridCol w:w="2339"/>
+        <w:gridCol w:w="2339"/>
+      </w:tblGrid>
+      <w:tr>
+        <w:tc>
+          <w:tcPr>
+            <w:tcW w:type="dxa" w:w="2339"/>
+            <w:shd w:fill="1a5276" w:val="clear"/>
+          </w:tcPr>
+          <w:p>
+            <w:pPr>
+              <w:jc w:val="center"/>
+            </w:pPr>
+            <w:r/>
+            <w:r>
+              <w:rPr>
+                <w:b/>
+                <w:color w:val="FFFFFF"/>
+                <w:sz w:val="18"/>
+              </w:rPr>
+              <w:t>Вид проверки</w:t>
+            </w:r>
+          </w:p>
+        </w:tc>
+        <w:tc>
+          <w:tcPr>
+            <w:tcW w:type="dxa" w:w="2339"/>
+            <w:shd w:fill="1a5276" w:val="clear"/>
+          </w:tcPr>
+          <w:p>
+            <w:pPr>
+              <w:jc w:val="center"/>
+            </w:pPr>
+            <w:r/>
+            <w:r>
+              <w:rPr>
+                <w:b/>
+                <w:color w:val="FFFFFF"/>
+                <w:sz w:val="18"/>
+              </w:rPr>
+              <w:t>Инструмент</w:t>
+            </w:r>
+          </w:p>
+        </w:tc>
+        <w:tc>
+          <w:tcPr>
+            <w:tcW w:type="dxa" w:w="2339"/>
+            <w:shd w:fill="1a5276" w:val="clear"/>
+          </w:tcPr>
+          <w:p>
+            <w:pPr>
+              <w:jc w:val="center"/>
+            </w:pPr>
+            <w:r/>
+            <w:r>
+              <w:rPr>
+                <w:b/>
+                <w:color w:val="FFFFFF"/>
+                <w:sz w:val="18"/>
+              </w:rPr>
+              <w:t>Методика</w:t>
+            </w:r>
+          </w:p>
+        </w:tc>
+        <w:tc>
+          <w:tcPr>
+            <w:tcW w:type="dxa" w:w="2339"/>
+            <w:shd w:fill="1a5276" w:val="clear"/>
+          </w:tcPr>
+          <w:p>
+            <w:pPr>
+              <w:jc w:val="center"/>
+            </w:pPr>
+            <w:r/>
+            <w:r>
+              <w:rPr>
+                <w:b/>
+                <w:color w:val="FFFFFF"/>
+                <w:sz w:val="18"/>
+              </w:rPr>
+              <w:t>Критерий соответствия</w:t>
+            </w:r>
+          </w:p>
+        </w:tc>
+      </w:tr>
+      <w:tr>
+        <w:tc>
+          <w:tcPr>
+            <w:tcW w:type="dxa" w:w="2339"/>
+          </w:tcPr>
+          <w:p>
+            <w:r/>
+            <w:r>
+              <w:rPr>
+                <w:sz w:val="18"/>
+              </w:rPr>
+              <w:t>Проверка полярности постоянного тока</w:t>
+            </w:r>
+          </w:p>
+        </w:tc>
+        <w:tc>
+          <w:tcPr>
+            <w:tcW w:type="dxa" w:w="2339"/>
+          </w:tcPr>
+          <w:p>
+            <w:r/>
+            <w:r>
+              <w:rPr>
+                <w:sz w:val="18"/>
+              </w:rPr>
+              <w:t>Вольтметр/пробник</w:t>
+            </w:r>
+          </w:p>
+        </w:tc>
+        <w:tc>
+          <w:tcPr>
+            <w:tcW w:type="dxa" w:w="2339"/>
+          </w:tcPr>
+          <w:p>
+            <w:r/>
+            <w:r>
+              <w:rPr>
+                <w:sz w:val="18"/>
+              </w:rPr>
+              <w:t>Подключение к известной полярности</w:t>
+            </w:r>
+          </w:p>
+        </w:tc>
+        <w:tc>
+          <w:tcPr>
+            <w:tcW w:type="dxa" w:w="2339"/>
+          </w:tcPr>
+          <w:p>
+            <w:r/>
+            <w:r>
+              <w:rPr>
+                <w:sz w:val="18"/>
+              </w:rPr>
+              <w:t>Совпадение полярности</w:t>
+            </w:r>
+          </w:p>
+        </w:tc>
+      </w:tr>
+      <w:tr>
+        <w:tc>
+          <w:tcPr>
+            <w:tcW w:type="dxa" w:w="2339"/>
+            <w:shd w:fill="d4e6f1" w:val="clear"/>
+          </w:tcPr>
+          <w:p>
+            <w:r/>
+            <w:r>
+              <w:rPr>
+                <w:sz w:val="18"/>
+              </w:rPr>
+              <w:t>Проверка чередования фаз</w:t>
+            </w:r>
+          </w:p>
+        </w:tc>
+        <w:tc>
+          <w:tcPr>
+            <w:tcW w:type="dxa" w:w="2339"/>
+            <w:shd w:fill="d4e6f1" w:val="clear"/>
+          </w:tcPr>
+          <w:p>
+            <w:r/>
+            <w:r>
+              <w:rPr>
+                <w:sz w:val="18"/>
+              </w:rPr>
+              <w:t>Фазоуказатель</w:t>
+            </w:r>
+          </w:p>
+        </w:tc>
+        <w:tc>
+          <w:tcPr>
+            <w:tcW w:type="dxa" w:w="2339"/>
+            <w:shd w:fill="d4e6f1" w:val="clear"/>
+          </w:tcPr>
+          <w:p>
+            <w:r/>
+            <w:r>
+              <w:rPr>
+                <w:sz w:val="18"/>
+              </w:rPr>
+              <w:t>Подключение к вводам</w:t>
+            </w:r>
+          </w:p>
+        </w:tc>
+        <w:tc>
+          <w:tcPr>
+            <w:tcW w:type="dxa" w:w="2339"/>
+            <w:shd w:fill="d4e6f1" w:val="clear"/>
+          </w:tcPr>
+          <w:p>
+            <w:r/>
+            <w:r>
+              <w:rPr>
+                <w:sz w:val="18"/>
+              </w:rPr>
+              <w:t>Прямое чередование A-B-C</w:t>
+            </w:r>
+          </w:p>
+        </w:tc>
+      </w:tr>
+      <w:tr>
+        <w:tc>
+          <w:tcPr>
+            <w:tcW w:type="dxa" w:w="2339"/>
+          </w:tcPr>
+          <w:p>
+            <w:r/>
+            <w:r>
+              <w:rPr>
+                <w:sz w:val="18"/>
+              </w:rPr>
+              <w:t>Фазировка кабельных линий</w:t>
+            </w:r>
+          </w:p>
+        </w:tc>
+        <w:tc>
+          <w:tcPr>
+            <w:tcW w:type="dxa" w:w="2339"/>
+          </w:tcPr>
+          <w:p>
+            <w:r/>
+            <w:r>
+              <w:rPr>
+                <w:sz w:val="18"/>
+              </w:rPr>
+              <w:t>Фазоуказатель + вольтметр</w:t>
+            </w:r>
+          </w:p>
+        </w:tc>
+        <w:tc>
+          <w:tcPr>
+            <w:tcW w:type="dxa" w:w="2339"/>
+          </w:tcPr>
+          <w:p>
+            <w:r/>
+            <w:r>
+              <w:rPr>
+                <w:sz w:val="18"/>
+              </w:rPr>
+              <w:t>Подача напряжения и замер</w:t>
+            </w:r>
+          </w:p>
+        </w:tc>
+        <w:tc>
+          <w:tcPr>
+            <w:tcW w:type="dxa" w:w="2339"/>
+          </w:tcPr>
+          <w:p>
+            <w:r/>
+            <w:r>
+              <w:rPr>
+                <w:sz w:val="18"/>
+              </w:rPr>
+              <w:t>U=0 между одноимёнными фазами</w:t>
+            </w:r>
+          </w:p>
+        </w:tc>
+      </w:tr>
+      <w:tr>
+        <w:tc>
+          <w:tcPr>
+            <w:tcW w:type="dxa" w:w="2339"/>
+            <w:shd w:fill="d4e6f1" w:val="clear"/>
+          </w:tcPr>
+          <w:p>
+            <w:r/>
+            <w:r>
+              <w:rPr>
+                <w:sz w:val="18"/>
+              </w:rPr>
+              <w:t>Проверка нулевого провода</w:t>
+            </w:r>
+          </w:p>
+        </w:tc>
+        <w:tc>
+          <w:tcPr>
+            <w:tcW w:type="dxa" w:w="2339"/>
+            <w:shd w:fill="d4e6f1" w:val="clear"/>
+          </w:tcPr>
+          <w:p>
+            <w:r/>
+            <w:r>
+              <w:rPr>
+                <w:sz w:val="18"/>
+              </w:rPr>
+              <w:t>Вольтметр</w:t>
+            </w:r>
+          </w:p>
+        </w:tc>
+        <w:tc>
+          <w:tcPr>
+            <w:tcW w:type="dxa" w:w="2339"/>
+            <w:shd w:fill="d4e6f1" w:val="clear"/>
+          </w:tcPr>
+          <w:p>
+            <w:r/>
+            <w:r>
+              <w:rPr>
+                <w:sz w:val="18"/>
+              </w:rPr>
+              <w:t>Замер U между N и PE</w:t>
+            </w:r>
+          </w:p>
+        </w:tc>
+        <w:tc>
+          <w:tcPr>
+            <w:tcW w:type="dxa" w:w="2339"/>
+            <w:shd w:fill="d4e6f1" w:val="clear"/>
+          </w:tcPr>
+          <w:p>
+            <w:r/>
+            <w:r>
+              <w:rPr>
+                <w:sz w:val="18"/>
+              </w:rPr>
+              <w:t>U&lt;1 В</w:t>
+            </w:r>
+          </w:p>
+        </w:tc>
+      </w:tr>
+      <w:tr>
+        <w:tc>
+          <w:tcPr>
+            <w:tcW w:type="dxa" w:w="2339"/>
+          </w:tcPr>
+          <w:p>
+            <w:r/>
+            <w:r>
+              <w:rPr>
+                <w:sz w:val="18"/>
+              </w:rPr>
+              <w:t>Проверка заземления</w:t>
+            </w:r>
+          </w:p>
+        </w:tc>
+        <w:tc>
+          <w:tcPr>
+            <w:tcW w:type="dxa" w:w="2339"/>
+          </w:tcPr>
+          <w:p>
+            <w:r/>
+            <w:r>
+              <w:rPr>
+                <w:sz w:val="18"/>
+              </w:rPr>
+              <w:t>Измеритель заземления</w:t>
+            </w:r>
+          </w:p>
+        </w:tc>
+        <w:tc>
+          <w:tcPr>
+            <w:tcW w:type="dxa" w:w="2339"/>
+          </w:tcPr>
+          <w:p>
+            <w:r/>
+            <w:r>
+              <w:rPr>
+                <w:sz w:val="18"/>
+              </w:rPr>
+              <w:t>3-точечный метод</w:t>
+            </w:r>
+          </w:p>
+        </w:tc>
+        <w:tc>
+          <w:tcPr>
+            <w:tcW w:type="dxa" w:w="2339"/>
+          </w:tcPr>
+          <w:p>
+            <w:r/>
+            <w:r>
+              <w:rPr>
+                <w:sz w:val="18"/>
+              </w:rPr>
+              <w:t>R&lt;4 Ом (380В)</w:t>
+            </w:r>
+          </w:p>
+        </w:tc>
+      </w:tr>
+    </w:tbl>
+    <w:p/>
+    <w:p>
+      <w:pPr>
+        <w:jc w:val="center"/>
+      </w:pPr>
+      <w:r>
+        <w:rPr>
+          <w:b/>
+          <w:sz w:val="20"/>
+        </w:rPr>
+        <w:t>Рисунок 1. Нормы сопротивления изоляции по видам оборудования</w:t>
+      </w:r>
+    </w:p>
+    <w:p>
+      <w:pPr>
+        <w:jc w:val="center"/>
+      </w:pPr>
+      <w:r>
+        <w:drawing>
+          <wp:inline xmlns:a="http://schemas.openxmlformats.org/drawingml/2006/main" xmlns:pic="http://schemas.openxmlformats.org/drawingml/2006/picture">
+            <wp:extent cx="5029200" cy="3206510"/>
+            <wp:docPr id="1" name="Picture 1"/>
+            <wp:cNvGraphicFramePr>
+              <a:graphicFrameLocks noChangeAspect="1"/>
+            </wp:cNvGraphicFramePr>
+            <a:graphic>
+              <a:graphicData uri="http://schemas.openxmlformats.org/drawingml/2006/picture">
+                <pic:pic>
+                  <pic:nvPicPr>
+                    <pic:cNvPr id="0" name="pp_mdk07.png"/>
+                    <pic:cNvPicPr/>
+                  </pic:nvPicPr>
+                  <pic:blipFill>
+                    <a:blip r:embed="rId9"/>
+                    <a:stretch>
+                      <a:fillRect/>
+                    </a:stretch>
+                  </pic:blipFill>
+                  <pic:spPr>
+                    <a:xfrm>
+                      <a:off x="0" y="0"/>
+                      <a:ext cx="5029200" cy="3206510"/>
+                    </a:xfrm>
+                    <a:prstGeom prst="rect"/>
+                  </pic:spPr>
+                </pic:pic>
+              </a:graphicData>
+            </a:graphic>
+          </wp:inline>
+        </w:drawing>
+      </w:r>
     </w:p>
     <w:p>
       <w:pPr>
